--- a/Volume 1/Chapter 03 - File Handling/SPA_Vol1_Ch3_Lesson3_12_Searching_Files.docx
+++ b/Volume 1/Chapter 03 - File Handling/SPA_Vol1_Ch3_Lesson3_12_Searching_Files.docx
@@ -892,7 +892,7 @@
         <w:keepNext/>
       </w:pPr>
       <w:r>
-        <w:t>Save each source and supporting file from this lesson into the matching path in the project layout. As in Chapter 1, notepad .\c\basic_find_files.c creates and opens one: choose Yes, type the file, save it with Ctrl+S, and close Notepad. Then install the TypeScript compiler for this project.</w:t>
+        <w:t>Next, let the tools create each project's settings file, as in Chapter 1. Remember, -o names the project folder: dotnet new console -o makes a C# project there, with a .csproj file and a starter Program.cs, which you replace with this lesson's code in the C# section. Remember, go.mod makes the folder a module: go mod init writes it, and its go line shows the Go version you have installed.</w:t>
       </w:r>
     </w:p>
     <w:p>
@@ -903,9 +903,298 @@
     <w:p>
       <w:pPr>
         <w:pStyle w:val="CommandBlock"/>
-      </w:pPr>
-      <w:r>
-        <w:t>npm --prefix .\typescript install --ignore-scripts --no-audit --no-fund</w:t>
+        <w:keepNext/>
+      </w:pPr>
+      <w:r>
+        <w:t>dotnet new console -o .\csharp\BasicFindFiles</w:t>
+      </w:r>
+    </w:p>
+    <w:p>
+      <w:pPr>
+        <w:pStyle w:val="CommandBlock"/>
+        <w:keepNext/>
+      </w:pPr>
+      <w:r>
+        <w:t>dotnet new console -o .\csharp\FindFiles</w:t>
+      </w:r>
+    </w:p>
+    <w:p>
+      <w:pPr>
+        <w:pStyle w:val="CommandBlock"/>
+      </w:pPr>
+      <w:r>
+        <w:t>go -C .\go mod init example.com/findfiles</w:t>
+      </w:r>
+    </w:p>
+    <w:p>
+      <w:pPr>
+        <w:keepNext/>
+      </w:pPr>
+    </w:p>
+    <w:p>
+      <w:pPr>
+        <w:keepNext/>
+      </w:pPr>
+      <w:r>
+        <w:t>Then make the TypeScript project's package.json and install its compiler. Remember, npm init -y, npm pkg, then npm install: Push-Location moves into .\typescript first, because npm init ignores --prefix, and Pop-Location moves back to lesson-3.12.</w:t>
+      </w:r>
+    </w:p>
+    <w:p>
+      <w:pPr>
+        <w:keepNext/>
+      </w:pPr>
+    </w:p>
+    <w:p>
+      <w:pPr>
+        <w:pStyle w:val="CommandBlock"/>
+        <w:keepNext/>
+      </w:pPr>
+      <w:r>
+        <w:t>Push-Location .\typescript</w:t>
+      </w:r>
+    </w:p>
+    <w:p>
+      <w:pPr>
+        <w:pStyle w:val="CommandBlock"/>
+        <w:keepNext/>
+      </w:pPr>
+      <w:r>
+        <w:t>npm init -y</w:t>
+      </w:r>
+    </w:p>
+    <w:p>
+      <w:pPr>
+        <w:pStyle w:val="CommandBlock"/>
+        <w:keepNext/>
+      </w:pPr>
+      <w:r>
+        <w:t>npm pkg set name=find-files-typescript type=module</w:t>
+      </w:r>
+    </w:p>
+    <w:p>
+      <w:pPr>
+        <w:pStyle w:val="CommandBlock"/>
+        <w:keepNext/>
+      </w:pPr>
+      <w:r>
+        <w:t>npm pkg set private=true --json</w:t>
+      </w:r>
+    </w:p>
+    <w:p>
+      <w:pPr>
+        <w:pStyle w:val="CommandBlock"/>
+        <w:keepNext/>
+      </w:pPr>
+      <w:r>
+        <w:t>npm pkg set "scripts.check=tsc --noEmit" "scripts.build=tsc --noEmitOnError"</w:t>
+      </w:r>
+    </w:p>
+    <w:p>
+      <w:pPr>
+        <w:pStyle w:val="CommandBlock"/>
+        <w:keepNext/>
+      </w:pPr>
+      <w:r>
+        <w:t>npm pkg delete version description main keywords author license scripts.test</w:t>
+      </w:r>
+    </w:p>
+    <w:p>
+      <w:pPr>
+        <w:pStyle w:val="CommandBlock"/>
+        <w:keepNext/>
+      </w:pPr>
+      <w:r>
+        <w:t>npm install --save-dev --save-exact typescript@7.0.2 @types/node@24.13.5 `</w:t>
+      </w:r>
+    </w:p>
+    <w:p>
+      <w:pPr>
+        <w:pStyle w:val="CommandBlock"/>
+        <w:keepNext/>
+      </w:pPr>
+      <w:r>
+        <w:t xml:space="preserve">    --ignore-scripts --no-audit --no-fund</w:t>
+      </w:r>
+    </w:p>
+    <w:p>
+      <w:pPr>
+        <w:pStyle w:val="CommandBlock"/>
+      </w:pPr>
+      <w:r>
+        <w:t>Pop-Location</w:t>
+      </w:r>
+    </w:p>
+    <w:p>
+      <w:pPr>
+        <w:keepNext/>
+      </w:pPr>
+    </w:p>
+    <w:p>
+      <w:r>
+        <w:t>Then type the TypeScript compiler settings. As in Chapter 1, notepad .\typescript\tsconfig.json creates and opens the file: choose Yes, type the file, save it with Ctrl+S, and close Notepad.</w:t>
+      </w:r>
+    </w:p>
+    <w:p>
+      <w:pPr>
+        <w:keepNext/>
+      </w:pPr>
+    </w:p>
+    <w:p>
+      <w:pPr>
+        <w:pStyle w:val="Heading3"/>
+      </w:pPr>
+      <w:r>
+        <w:t>typescript/tsconfig.json</w:t>
+      </w:r>
+    </w:p>
+    <w:p>
+      <w:pPr>
+        <w:pStyle w:val="SourceCode"/>
+        <w:keepNext/>
+      </w:pPr>
+      <w:r>
+        <w:t>{</w:t>
+      </w:r>
+    </w:p>
+    <w:p>
+      <w:pPr>
+        <w:pStyle w:val="SourceCode"/>
+        <w:keepNext/>
+      </w:pPr>
+      <w:r>
+        <w:t xml:space="preserve">  "compilerOptions": {</w:t>
+      </w:r>
+    </w:p>
+    <w:p>
+      <w:pPr>
+        <w:pStyle w:val="SourceCode"/>
+      </w:pPr>
+      <w:r>
+        <w:t xml:space="preserve">    "target": "ES2022",</w:t>
+      </w:r>
+    </w:p>
+    <w:p>
+      <w:pPr>
+        <w:pStyle w:val="SourceCode"/>
+      </w:pPr>
+      <w:r>
+        <w:t xml:space="preserve">    "module": "NodeNext",</w:t>
+      </w:r>
+    </w:p>
+    <w:p>
+      <w:pPr>
+        <w:pStyle w:val="SourceCode"/>
+      </w:pPr>
+      <w:r>
+        <w:t xml:space="preserve">    "moduleResolution": "NodeNext",</w:t>
+      </w:r>
+    </w:p>
+    <w:p>
+      <w:pPr>
+        <w:pStyle w:val="SourceCode"/>
+      </w:pPr>
+      <w:r>
+        <w:t xml:space="preserve">    "rootDir": "src",</w:t>
+      </w:r>
+    </w:p>
+    <w:p>
+      <w:pPr>
+        <w:pStyle w:val="SourceCode"/>
+      </w:pPr>
+      <w:r>
+        <w:t xml:space="preserve">    "outDir": "dist",</w:t>
+      </w:r>
+    </w:p>
+    <w:p>
+      <w:pPr>
+        <w:pStyle w:val="SourceCode"/>
+      </w:pPr>
+      <w:r>
+        <w:t xml:space="preserve">    "strict": true,</w:t>
+      </w:r>
+    </w:p>
+    <w:p>
+      <w:pPr>
+        <w:pStyle w:val="SourceCode"/>
+      </w:pPr>
+      <w:r>
+        <w:t xml:space="preserve">    "types": [</w:t>
+      </w:r>
+    </w:p>
+    <w:p>
+      <w:pPr>
+        <w:pStyle w:val="SourceCode"/>
+      </w:pPr>
+      <w:r>
+        <w:t xml:space="preserve">      "node"</w:t>
+      </w:r>
+    </w:p>
+    <w:p>
+      <w:pPr>
+        <w:pStyle w:val="SourceCode"/>
+      </w:pPr>
+      <w:r>
+        <w:t xml:space="preserve">    ],</w:t>
+      </w:r>
+    </w:p>
+    <w:p>
+      <w:pPr>
+        <w:pStyle w:val="SourceCode"/>
+      </w:pPr>
+      <w:r>
+        <w:t xml:space="preserve">    "moduleDetection": "force"</w:t>
+      </w:r>
+    </w:p>
+    <w:p>
+      <w:pPr>
+        <w:pStyle w:val="SourceCode"/>
+      </w:pPr>
+      <w:r>
+        <w:t xml:space="preserve">  },</w:t>
+      </w:r>
+    </w:p>
+    <w:p>
+      <w:pPr>
+        <w:pStyle w:val="SourceCode"/>
+      </w:pPr>
+      <w:r>
+        <w:t xml:space="preserve">  "include": [</w:t>
+      </w:r>
+    </w:p>
+    <w:p>
+      <w:pPr>
+        <w:pStyle w:val="SourceCode"/>
+        <w:keepNext/>
+      </w:pPr>
+      <w:r>
+        <w:t xml:space="preserve">    "src/**/*.ts"</w:t>
+      </w:r>
+    </w:p>
+    <w:p>
+      <w:pPr>
+        <w:pStyle w:val="SourceCode"/>
+        <w:keepNext/>
+      </w:pPr>
+      <w:r>
+        <w:t xml:space="preserve">  ]</w:t>
+      </w:r>
+    </w:p>
+    <w:p>
+      <w:pPr>
+        <w:pStyle w:val="SourceCode"/>
+      </w:pPr>
+      <w:r>
+        <w:t>}</w:t>
+      </w:r>
+    </w:p>
+    <w:p>
+      <w:pPr>
+        <w:keepNext/>
+      </w:pPr>
+    </w:p>
+    <w:p>
+      <w:r>
+        <w:t>You save each source file in its language's section below, as each is shown, the same way.</w:t>
       </w:r>
     </w:p>
     <w:p>
@@ -975,7 +1264,7 @@
         <w:keepNext/>
       </w:pPr>
       <w:r>
-        <w:t>Save each source and supporting file from this lesson into the matching path in the project layout. As in Chapter 1, nano ./c/basic_find_files.c creates and opens one: type the file, then save and close it with Ctrl+O, Enter, then Ctrl+X. Then install the TypeScript compiler for this project.</w:t>
+        <w:t>Then create the C#, Go, and TypeScript project files with the same commands as on Windows; cd moves into ./typescript for the npm lines, and cd .. moves back.</w:t>
       </w:r>
     </w:p>
     <w:p>
@@ -986,9 +1275,118 @@
     <w:p>
       <w:pPr>
         <w:pStyle w:val="CommandBlock"/>
-      </w:pPr>
-      <w:r>
-        <w:t>npm --prefix ./typescript install --ignore-scripts --no-audit --no-fund</w:t>
+        <w:keepNext/>
+      </w:pPr>
+      <w:r>
+        <w:t>dotnet new console -o ./csharp/BasicFindFiles</w:t>
+      </w:r>
+    </w:p>
+    <w:p>
+      <w:pPr>
+        <w:pStyle w:val="CommandBlock"/>
+        <w:keepNext/>
+      </w:pPr>
+      <w:r>
+        <w:t>dotnet new console -o ./csharp/FindFiles</w:t>
+      </w:r>
+    </w:p>
+    <w:p>
+      <w:pPr>
+        <w:pStyle w:val="CommandBlock"/>
+        <w:keepNext/>
+      </w:pPr>
+      <w:r>
+        <w:t>go -C ./go mod init example.com/findfiles</w:t>
+      </w:r>
+    </w:p>
+    <w:p>
+      <w:pPr>
+        <w:pStyle w:val="CommandBlock"/>
+        <w:keepNext/>
+      </w:pPr>
+      <w:r>
+        <w:t>cd ./typescript</w:t>
+      </w:r>
+    </w:p>
+    <w:p>
+      <w:pPr>
+        <w:pStyle w:val="CommandBlock"/>
+        <w:keepNext/>
+      </w:pPr>
+      <w:r>
+        <w:t>npm init -y</w:t>
+      </w:r>
+    </w:p>
+    <w:p>
+      <w:pPr>
+        <w:pStyle w:val="CommandBlock"/>
+        <w:keepNext/>
+      </w:pPr>
+      <w:r>
+        <w:t>npm pkg set name=find-files-typescript type=module</w:t>
+      </w:r>
+    </w:p>
+    <w:p>
+      <w:pPr>
+        <w:pStyle w:val="CommandBlock"/>
+        <w:keepNext/>
+      </w:pPr>
+      <w:r>
+        <w:t>npm pkg set private=true --json</w:t>
+      </w:r>
+    </w:p>
+    <w:p>
+      <w:pPr>
+        <w:pStyle w:val="CommandBlock"/>
+        <w:keepNext/>
+      </w:pPr>
+      <w:r>
+        <w:t>npm pkg set "scripts.check=tsc --noEmit" "scripts.build=tsc --noEmitOnError"</w:t>
+      </w:r>
+    </w:p>
+    <w:p>
+      <w:pPr>
+        <w:pStyle w:val="CommandBlock"/>
+        <w:keepNext/>
+      </w:pPr>
+      <w:r>
+        <w:t>npm pkg delete version description main keywords author license scripts.test</w:t>
+      </w:r>
+    </w:p>
+    <w:p>
+      <w:pPr>
+        <w:pStyle w:val="CommandBlock"/>
+        <w:keepNext/>
+      </w:pPr>
+      <w:r>
+        <w:t>npm install --save-dev --save-exact typescript@7.0.2 @types/node@24.13.5 \</w:t>
+      </w:r>
+    </w:p>
+    <w:p>
+      <w:pPr>
+        <w:pStyle w:val="CommandBlock"/>
+        <w:keepNext/>
+      </w:pPr>
+      <w:r>
+        <w:t xml:space="preserve">    --ignore-scripts --no-audit --no-fund</w:t>
+      </w:r>
+    </w:p>
+    <w:p>
+      <w:pPr>
+        <w:pStyle w:val="CommandBlock"/>
+      </w:pPr>
+      <w:r>
+        <w:t>cd ..</w:t>
+      </w:r>
+    </w:p>
+    <w:p>
+      <w:pPr>
+        <w:keepNext/>
+      </w:pPr>
+    </w:p>
+    <w:p>
+      <w:r>
+        <w:t>Type typescript/tsconfig.json exactly as shown in the Windows setup. You save each source file in its language's section below, as each is shown. As in Chapter 1, nano ./c/basic_find_files.c creates and opens one: type the file, then save and close it with Ctrl+O, Enter, then Ctrl+X.</w:t>
       </w:r>
     </w:p>
     <w:p>
@@ -13349,7 +13747,7 @@
     </w:p>
     <w:p>
       <w:r>
-        <w:t>These files follow the same pattern as the earlier lessons: only the project names change, and go.mod names this lesson's Go module, example.com/findfiles.</w:t>
+        <w:t>These are the files the setup commands wrote, shown here so you can check yours. Your go line shows your own Go version, and the blank lines and the order of the package.json fields may differ.</w:t>
       </w:r>
     </w:p>
     <w:p>
@@ -13687,164 +14085,6 @@
       </w:pPr>
       <w:r>
         <w:t xml:space="preserve">  }</w:t>
-      </w:r>
-    </w:p>
-    <w:p>
-      <w:pPr>
-        <w:pStyle w:val="SourceCode"/>
-      </w:pPr>
-      <w:r>
-        <w:t>}</w:t>
-      </w:r>
-    </w:p>
-    <w:p>
-      <w:pPr>
-        <w:keepNext/>
-      </w:pPr>
-    </w:p>
-    <w:p>
-      <w:pPr>
-        <w:keepNext/>
-      </w:pPr>
-    </w:p>
-    <w:p>
-      <w:pPr>
-        <w:pStyle w:val="Heading2"/>
-      </w:pPr>
-      <w:r>
-        <w:t>typescript/tsconfig.json</w:t>
-      </w:r>
-    </w:p>
-    <w:p>
-      <w:pPr>
-        <w:pStyle w:val="SourceCode"/>
-        <w:keepNext/>
-      </w:pPr>
-      <w:r>
-        <w:t>{</w:t>
-      </w:r>
-    </w:p>
-    <w:p>
-      <w:pPr>
-        <w:pStyle w:val="SourceCode"/>
-        <w:keepNext/>
-      </w:pPr>
-      <w:r>
-        <w:t xml:space="preserve">  "compilerOptions": {</w:t>
-      </w:r>
-    </w:p>
-    <w:p>
-      <w:pPr>
-        <w:pStyle w:val="SourceCode"/>
-      </w:pPr>
-      <w:r>
-        <w:t xml:space="preserve">    "target": "ES2022",</w:t>
-      </w:r>
-    </w:p>
-    <w:p>
-      <w:pPr>
-        <w:pStyle w:val="SourceCode"/>
-      </w:pPr>
-      <w:r>
-        <w:t xml:space="preserve">    "module": "NodeNext",</w:t>
-      </w:r>
-    </w:p>
-    <w:p>
-      <w:pPr>
-        <w:pStyle w:val="SourceCode"/>
-      </w:pPr>
-      <w:r>
-        <w:t xml:space="preserve">    "moduleResolution": "NodeNext",</w:t>
-      </w:r>
-    </w:p>
-    <w:p>
-      <w:pPr>
-        <w:pStyle w:val="SourceCode"/>
-      </w:pPr>
-      <w:r>
-        <w:t xml:space="preserve">    "rootDir": "src",</w:t>
-      </w:r>
-    </w:p>
-    <w:p>
-      <w:pPr>
-        <w:pStyle w:val="SourceCode"/>
-      </w:pPr>
-      <w:r>
-        <w:t xml:space="preserve">    "outDir": "dist",</w:t>
-      </w:r>
-    </w:p>
-    <w:p>
-      <w:pPr>
-        <w:pStyle w:val="SourceCode"/>
-      </w:pPr>
-      <w:r>
-        <w:t xml:space="preserve">    "strict": true,</w:t>
-      </w:r>
-    </w:p>
-    <w:p>
-      <w:pPr>
-        <w:pStyle w:val="SourceCode"/>
-      </w:pPr>
-      <w:r>
-        <w:t xml:space="preserve">    "types": [</w:t>
-      </w:r>
-    </w:p>
-    <w:p>
-      <w:pPr>
-        <w:pStyle w:val="SourceCode"/>
-      </w:pPr>
-      <w:r>
-        <w:t xml:space="preserve">      "node"</w:t>
-      </w:r>
-    </w:p>
-    <w:p>
-      <w:pPr>
-        <w:pStyle w:val="SourceCode"/>
-      </w:pPr>
-      <w:r>
-        <w:t xml:space="preserve">    ],</w:t>
-      </w:r>
-    </w:p>
-    <w:p>
-      <w:pPr>
-        <w:pStyle w:val="SourceCode"/>
-      </w:pPr>
-      <w:r>
-        <w:t xml:space="preserve">    "moduleDetection": "force"</w:t>
-      </w:r>
-    </w:p>
-    <w:p>
-      <w:pPr>
-        <w:pStyle w:val="SourceCode"/>
-      </w:pPr>
-      <w:r>
-        <w:t xml:space="preserve">  },</w:t>
-      </w:r>
-    </w:p>
-    <w:p>
-      <w:pPr>
-        <w:pStyle w:val="SourceCode"/>
-      </w:pPr>
-      <w:r>
-        <w:t xml:space="preserve">  "include": [</w:t>
-      </w:r>
-    </w:p>
-    <w:p>
-      <w:pPr>
-        <w:pStyle w:val="SourceCode"/>
-        <w:keepNext/>
-      </w:pPr>
-      <w:r>
-        <w:t xml:space="preserve">    "src/**/*.ts"</w:t>
-      </w:r>
-    </w:p>
-    <w:p>
-      <w:pPr>
-        <w:pStyle w:val="SourceCode"/>
-        <w:keepNext/>
-      </w:pPr>
-      <w:r>
-        <w:t xml:space="preserve">  ]</w:t>
       </w:r>
     </w:p>
     <w:p>
@@ -14964,31 +15204,31 @@
       </w:rPr>
     </w:lvl>
   </w:abstractNum>
-  <w:num w:numId="1" w16cid:durableId="1930039235">
+  <w:num w:numId="1" w16cid:durableId="1270505925">
     <w:abstractNumId w:val="8"/>
   </w:num>
-  <w:num w:numId="2" w16cid:durableId="295987455">
+  <w:num w:numId="2" w16cid:durableId="123157105">
     <w:abstractNumId w:val="6"/>
   </w:num>
-  <w:num w:numId="3" w16cid:durableId="667707950">
+  <w:num w:numId="3" w16cid:durableId="966205346">
     <w:abstractNumId w:val="5"/>
   </w:num>
-  <w:num w:numId="4" w16cid:durableId="778526369">
+  <w:num w:numId="4" w16cid:durableId="812988052">
     <w:abstractNumId w:val="4"/>
   </w:num>
-  <w:num w:numId="5" w16cid:durableId="1698238396">
+  <w:num w:numId="5" w16cid:durableId="680670459">
     <w:abstractNumId w:val="7"/>
   </w:num>
-  <w:num w:numId="6" w16cid:durableId="922496836">
+  <w:num w:numId="6" w16cid:durableId="194196995">
     <w:abstractNumId w:val="3"/>
   </w:num>
-  <w:num w:numId="7" w16cid:durableId="980816323">
+  <w:num w:numId="7" w16cid:durableId="1477140598">
     <w:abstractNumId w:val="2"/>
   </w:num>
-  <w:num w:numId="8" w16cid:durableId="953249714">
+  <w:num w:numId="8" w16cid:durableId="1914660371">
     <w:abstractNumId w:val="1"/>
   </w:num>
-  <w:num w:numId="9" w16cid:durableId="1531140946">
+  <w:num w:numId="9" w16cid:durableId="216210330">
     <w:abstractNumId w:val="0"/>
   </w:num>
 </w:numbering>

--- a/Volume 1/Chapter 03 - File Handling/SPA_Vol1_Ch3_Lesson3_12_Searching_Files.docx
+++ b/Volume 1/Chapter 03 - File Handling/SPA_Vol1_Ch3_Lesson3_12_Searching_Files.docx
@@ -126,10 +126,7 @@
         <w:pStyle w:val="ListBullet"/>
       </w:pPr>
       <w:r>
-        <w:t>Searching is traversal plus a test. The walk from Lesson 3.11 visits every entry under the folder; a test on each file's name decides whether it is kept. Change the test, and the same walk finds different files. The Production-Minded find_files (findFiles, FindFiles) is exactly that: it calls Lesson 3.11's collect_files (collectFiles, CollectFiles), copied unchanged, and keeps the paths whose names pass the test. The Basic version uses the library walk from Lesson 3.11's Library Walk section instead (C, whi</w:t>
-      </w:r>
-      <w:r>
-        <w:t>ch has none, uses its own recursive function).</w:t>
+        <w:t>Searching is traversal plus a test. The walk from Lesson 3.11 visits every entry under the folder; a test on each file's name decides whether it is kept. Change the test, and the same walk finds different files. The Production-Minded find_files (findFiles, FindFiles) is exactly that: it calls Lesson 3.11's collect_files (collectFiles, CollectFiles), copied unchanged, and keeps the paths whose names pass the test. The Basic version uses the library walk from Lesson 3.11's Library Walk section instead (C, which has none, uses its own recursive function).</w:t>
       </w:r>
     </w:p>
     <w:p>
@@ -4643,10 +4640,7 @@
     </w:p>
     <w:p>
       <w:r>
-        <w:t>Both versions walk the same tree, apply the same test, and print the same lines in the same sorted order. The Basic version does the walk in search_folder and everything else in main and trusts the walk, so a missing folder gives Found: 0 on Windows and can crash the program on Linux. The Production-Minded version puts the search in find_files, which reuses Lesson 3.11's collect_files unchanged and keeps only the paths that pass the test, and which the Exercise, the Challenge, and the Mini File Explorer reu</w:t>
-      </w:r>
-      <w:r>
-        <w:t>se; it checks the folder first, reports every failure the way Lesson 2.11 taught, and main prints only after the whole search has succeeded.</w:t>
+        <w:t>Both versions walk the same tree, apply the same test, and print the same lines in the same sorted order. The Basic version does the walk in search_folder and everything else in main and trusts the walk, so a missing folder gives Found: 0 on Windows and can crash the program on Linux. The Production-Minded version puts the search in find_files, which reuses Lesson 3.11's collect_files unchanged and keeps only the paths that pass the test, and which the Exercise, the Challenge, and the Mini File Explorer reuse; it checks the folder first, reports every failure the way Lesson 2.11 taught, and main prints only after the whole search has succeeded.</w:t>
       </w:r>
     </w:p>
     <w:p>
@@ -6506,10 +6500,7 @@
     </w:p>
     <w:p>
       <w:r>
-        <w:t>Both versions walk the same tree, apply the same test, and print the same lines in the same sorted order. The Basic version does it all in main and trusts the walk, so a missing folder stops it with the library's own filesystem_error message. The Production-Minded version puts the search in findFiles, which reuses Lesson 3.11's collectFiles unchanged and keeps only the paths that pass the test, and which the Exercise, the Challenge, and the Mini File Explorer reuse; it checks the folder first, reports every</w:t>
-      </w:r>
-      <w:r>
-        <w:t xml:space="preserve"> failure the way Lesson 2.11 taught, and main prints only after the whole search has succeeded.</w:t>
+        <w:t>Both versions walk the same tree, apply the same test, and print the same lines in the same sorted order. The Basic version does it all in main and trusts the walk, so a missing folder stops it with the library's own filesystem_error message. The Production-Minded version puts the search in findFiles, which reuses Lesson 3.11's collectFiles unchanged and keeps only the paths that pass the test, and which the Exercise, the Challenge, and the Mini File Explorer reuse; it checks the folder first, reports every failure the way Lesson 2.11 taught, and main prints only after the whole search has succeeded.</w:t>
       </w:r>
     </w:p>
     <w:p>
@@ -7199,10 +7190,7 @@
     </w:p>
     <w:p>
       <w:r>
-        <w:t xml:space="preserve">The production-minded version prints the same lines. It is literally traversal plus a test: FindFiles checks that the folder exists and throws a DirectoryNotFoundException when it does not; otherwise it collects every file with Lesson 3.11's ListEntries and CollectFiles, copied unchanged, and returns each path whose name, from Path.GetFileName, ends with the extension, in the same sorted order. Main calls it inside a try block, so a failure skips the printing and the catch prints one Error line and returns </w:t>
-      </w:r>
-      <w:r>
-        <w:t>1, as in Lesson 2.11.</w:t>
+        <w:t>The production-minded version prints the same lines. It is literally traversal plus a test: FindFiles checks that the folder exists and throws a DirectoryNotFoundException when it does not; otherwise it collects every file with Lesson 3.11's ListEntries and CollectFiles, copied unchanged, and returns each path whose name, from Path.GetFileName, ends with the extension, in the same sorted order. Main calls it inside a try block, so a failure skips the printing and the catch prints one Error line and returns 1, as in Lesson 2.11.</w:t>
       </w:r>
     </w:p>
     <w:p>
@@ -8416,10 +8404,7 @@
     </w:p>
     <w:p>
       <w:r>
-        <w:t>Both versions walk the same tree, apply the same test, and print the same lines in the same sorted order. The Basic version does it all in Main and trusts the walk, so a missing folder stops it with an unhandled DirectoryNotFoundException and a long message. The Production-Minded version puts the search in FindFiles, which reuses Lesson 3.11's CollectFiles unchanged and keeps only the paths that pass the test, and which the Exercise, the Challenge, and the Mini File Explorer reuse; it checks the folder firs</w:t>
-      </w:r>
-      <w:r>
-        <w:t>t, reports every failure the way Lesson 2.11 taught, and main prints only after the whole search has succeeded.</w:t>
+        <w:t>Both versions walk the same tree, apply the same test, and print the same lines in the same sorted order. The Basic version does it all in Main and trusts the walk, so a missing folder stops it with an unhandled DirectoryNotFoundException and a long message. The Production-Minded version puts the search in FindFiles, which reuses Lesson 3.11's CollectFiles unchanged and keeps only the paths that pass the test, and which the Exercise, the Challenge, and the Mini File Explorer reuse; it checks the folder first, reports every failure the way Lesson 2.11 taught, and main prints only after the whole search has succeeded.</w:t>
       </w:r>
     </w:p>
     <w:p>
@@ -9216,10 +9201,7 @@
     </w:p>
     <w:p>
       <w:r>
-        <w:t>The production-minded version prints the same lines. It is literally traversal plus a test: findFiles checks that the folder exists and returns an error value when it does not; otherwise it collects every file with Lesson 3.11's collectFiles, copied unchanged, passes back its error value if a listing fails, and returns each path whose name ends with the extension, in the same sorted order, and nil. main checks err before it prints anything and, on a failure, prints one Error line and ends with os.Exit(1), a</w:t>
-      </w:r>
-      <w:r>
-        <w:t>s in Lesson 2.11.</w:t>
+        <w:t>The production-minded version prints the same lines. It is literally traversal plus a test: findFiles checks that the folder exists and returns an error value when it does not; otherwise it collects every file with Lesson 3.11's collectFiles, copied unchanged, passes back its error value if a listing fails, and returns each path whose name ends with the extension, in the same sorted order, and nil. main checks err before it prints anything and, on a failure, prints one Error line and ends with os.Exit(1), as in Lesson 2.11.</w:t>
       </w:r>
     </w:p>
     <w:p>
@@ -10338,10 +10320,7 @@
     </w:p>
     <w:p>
       <w:r>
-        <w:t>Both versions walk the same tree, apply the same test, and print the same lines in the same sorted order. The Basic version does it all in main and trusts the walk, so a missing folder prints Found: 0, because WalkDir's error value is ignored. The Production-Minded version puts the search in findFiles, which reuses Lesson 3.11's collectFiles unchanged and keeps only the paths that pass the test, and which the Exercise, the Challenge, and the Mini File Explorer reuse; it checks the folder first, reports ever</w:t>
-      </w:r>
-      <w:r>
-        <w:t>y failure the way Lesson 2.11 taught, and main prints only after the whole search has succeeded.</w:t>
+        <w:t>Both versions walk the same tree, apply the same test, and print the same lines in the same sorted order. The Basic version does it all in main and trusts the walk, so a missing folder prints Found: 0, because WalkDir's error value is ignored. The Production-Minded version puts the search in findFiles, which reuses Lesson 3.11's collectFiles unchanged and keeps only the paths that pass the test, and which the Exercise, the Challenge, and the Mini File Explorer reuse; it checks the folder first, reports every failure the way Lesson 2.11 taught, and main prints only after the whole search has succeeded.</w:t>
       </w:r>
     </w:p>
     <w:p>
@@ -10932,10 +10911,7 @@
     </w:p>
     <w:p>
       <w:r>
-        <w:t>The production-minded version prints the same lines. It is literally traversal plus a test: find_files checks that the folder exists and raises a FileNotFoundError when it does not; otherwise it collects every file with Lesson 3.11's list_entries and collect_files, copied unchanged, and returns each path whose name, Path(path).name, ends with the extension, in the same sorted order. main calls it inside a try block, so a failure skips the printing and the except prints one Error line and returns 1, as in Le</w:t>
-      </w:r>
-      <w:r>
-        <w:t>sson 2.11.</w:t>
+        <w:t>The production-minded version prints the same lines. It is literally traversal plus a test: find_files checks that the folder exists and raises a FileNotFoundError when it does not; otherwise it collects every file with Lesson 3.11's list_entries and collect_files, copied unchanged, and returns each path whose name, Path(path).name, ends with the extension, in the same sorted order. main calls it inside a try block, so a failure skips the printing and the except prints one Error line and returns 1, as in Lesson 2.11.</w:t>
       </w:r>
     </w:p>
     <w:p>
@@ -11929,10 +11905,7 @@
     </w:p>
     <w:p>
       <w:r>
-        <w:t>Both versions walk the same tree, apply the same test, and print the same lines in the same sorted order. The Basic version does it all in main and trusts the walk, so a missing folder prints Found: 0, because rglob quietly finds nothing. The Production-Minded version puts the search in find_files, which reuses Lesson 3.11's collect_files unchanged and keeps only the paths that pass the test, and which the Exercise, the Challenge, and the Mini File Explorer reuse; it checks the folder first, reports every f</w:t>
-      </w:r>
-      <w:r>
-        <w:t>ailure the way Lesson 2.11 taught, and main prints only after the whole search has succeeded.</w:t>
+        <w:t>Both versions walk the same tree, apply the same test, and print the same lines in the same sorted order. The Basic version does it all in main and trusts the walk, so a missing folder prints Found: 0, because rglob quietly finds nothing. The Production-Minded version puts the search in find_files, which reuses Lesson 3.11's collect_files unchanged and keeps only the paths that pass the test, and which the Exercise, the Challenge, and the Mini File Explorer reuse; it checks the folder first, reports every failure the way Lesson 2.11 taught, and main prints only after the whole search has succeeded.</w:t>
       </w:r>
     </w:p>
     <w:p>
@@ -13716,10 +13689,7 @@
     </w:p>
     <w:p>
       <w:r>
-        <w:t>Both versions walk the same tree, apply the same test, and print the same lines in the same sorted order. The Basic version does it all in main and trusts the walk, so a missing folder stops it with a long ENOENT error message. The Production-Minded version puts the search in findFiles, which reuses Lesson 3.11's collectFiles unchanged and keeps only the paths that pass the test, and which the Exercise, the Challenge, and the Mini File Explorer reuse; it checks the folder first, reports every failure the wa</w:t>
-      </w:r>
-      <w:r>
-        <w:t>y Lesson 2.11 taught, and main prints only after the whole search has succeeded.</w:t>
+        <w:t>Both versions walk the same tree, apply the same test, and print the same lines in the same sorted order. The Basic version does it all in main and trusts the walk, so a missing folder stops it with a long ENOENT error message. The Production-Minded version puts the search in findFiles, which reuses Lesson 3.11's collectFiles unchanged and keeps only the paths that pass the test, and which the Exercise, the Challenge, and the Mini File Explorer reuse; it checks the folder first, reports every failure the way Lesson 2.11 taught, and main prints only after the whole search has succeeded.</w:t>
       </w:r>
     </w:p>
     <w:p>
@@ -14423,10 +14393,7 @@
     </w:p>
     <w:p>
       <w:r>
-        <w:t>The Mini File Explorer, this chapter's first project, needs Simple search: find files in its sandbox by a name, an extension, or part of a name, and show the results in a stable order. find_files (findFiles, FindFiles) is that piece: it takes a folder and an extension, walks everything beneath it with Lesson 3.11's collect_files, refuses a missing folder with a clear message, and returns the sorted paths for the explorer to print. The Exercise adds the exact-name search and the Challenge the substring searc</w:t>
-      </w:r>
-      <w:r>
-        <w:t>h, so the explorer offers all three: by a name, an extension, or part of a name. The paths it returns are the ones the explorer's other commands, metadata display, copy, move, and delete, take next.</w:t>
+        <w:t>The Mini File Explorer, this chapter's first project, needs Simple search: find files in its sandbox by a name, an extension, or part of a name, and show the results in a stable order. find_files (findFiles, FindFiles) is that piece: it takes a folder and an extension, walks everything beneath it with Lesson 3.11's collect_files, refuses a missing folder with a clear message, and returns the sorted paths for the explorer to print. The Exercise adds the exact-name search and the Challenge the substring search, so the explorer offers all three: by a name, an extension, or part of a name. The paths it returns are the ones the explorer's other commands, metadata display, copy, move, and delete, take next.</w:t>
       </w:r>
     </w:p>
     <w:p>
@@ -14467,10 +14434,7 @@
         <w:pStyle w:val="ListBullet"/>
       </w:pPr>
       <w:r>
-        <w:t>Copy find_files (findFiles, FindFiles) and name the copy find_files_named (findFilesNamed, FindFilesNamed). Rename the copy's extension parameter to wanted, and change only the test: the name must equal wanted exactly, strcmp(name_of(files[position]), wanted) == 0 in C, fileName == wanted in C++, Path.GetFileName(path) == wanted in C#, filepath.Base(path) == wanted in Go, Path(path).name == wanted in Python, and basename(path) === wanted in TypeScript. collect_files, the folder check, and the order stay the</w:t>
-      </w:r>
-      <w:r>
-        <w:t xml:space="preserve"> same.</w:t>
+        <w:t>Copy find_files (findFiles, FindFiles) and name the copy find_files_named (findFilesNamed, FindFilesNamed). Rename the copy's extension parameter to wanted, and change only the test: the name must equal wanted exactly, strcmp(name_of(files[position]), wanted) == 0 in C, fileName == wanted in C++, Path.GetFileName(path) == wanted in C#, filepath.Base(path) == wanted in Go, Path(path).name == wanted in Python, and basename(path) === wanted in TypeScript. collect_files, the folder check, and the order stay the same.</w:t>
       </w:r>
     </w:p>
     <w:p>
@@ -14646,10 +14610,7 @@
         <w:pStyle w:val="ListBullet"/>
       </w:pPr>
       <w:r>
-        <w:t>Rename the copy's extension parameter to text, and change only the match test: the name must contain the text anywhere, using the find of Lesson 2.6: strstr(name_of(files[position]), text) != NULL in C, fileName.find(text) != std::string::npos in C++, Path.GetFileName(path).IndexOf(text) &gt;= 0 in C#, strings.Index(filepath.Base(path), text) &gt;= 0 in Go, Path(path).name.find(text) &gt;= 0 in Python, and basename(path).indexOf(text) &gt;= 0 in TypeScript. Everything else, collect_files, the folder check, and the orde</w:t>
-      </w:r>
-      <w:r>
-        <w:t>r, stays the same.</w:t>
+        <w:t>Rename the copy's extension parameter to text, and change only the match test: the name must contain the text anywhere, using the find of Lesson 2.6: strstr(name_of(files[position]), text) != NULL in C, fileName.find(text) != std::string::npos in C++, Path.GetFileName(path).IndexOf(text) &gt;= 0 in C#, strings.Index(filepath.Base(path), text) &gt;= 0 in Go, Path(path).name.find(text) &gt;= 0 in Python, and basename(path).indexOf(text) &gt;= 0 in TypeScript. Everything else, collect_files, the folder check, and the order, stays the same.</w:t>
       </w:r>
     </w:p>
     <w:p>
@@ -15015,10 +14976,7 @@
     </w:p>
     <w:p>
       <w:r>
-        <w:t>Searching files is the traversal of Lesson 3.11 with a test on each file's name: find_files calls Lesson 3.11's collect_files and keeps the paths that pass. The extension test asks whether the name ends with .log, dot included, so logins.txt is not mistaken for a log file, and the walk reaches web\access.log in its subfolder. The search reads names only and changes nothing. Its results are sorted, so every run and every language prints them in the same order, and a missing folder is refused, because an empt</w:t>
-      </w:r>
-      <w:r>
-        <w:t>y result from the wrong folder would look like a real answer. Lesson 3.13 turns from finding files to reading what is inside them: splitting text records such as web-01|production|443 into fields.</w:t>
+        <w:t>Searching files is the traversal of Lesson 3.11 with a test on each file's name: find_files calls Lesson 3.11's collect_files and keeps the paths that pass. The extension test asks whether the name ends with .log, dot included, so logins.txt is not mistaken for a log file, and the walk reaches web\access.log in its subfolder. The search reads names only and changes nothing. Its results are sorted, so every run and every language prints them in the same order, and a missing folder is refused, because an empty result from the wrong folder would look like a real answer. Lesson 3.13 turns from finding files to reading what is inside them: splitting text records such as web-01|production|443 into fields.</w:t>
       </w:r>
     </w:p>
     <w:sectPr>

--- a/Volume 1/Chapter 03 - File Handling/SPA_Vol1_Ch3_Lesson3_12_Searching_Files.docx
+++ b/Volume 1/Chapter 03 - File Handling/SPA_Vol1_Ch3_Lesson3_12_Searching_Files.docx
@@ -126,7 +126,10 @@
         <w:pStyle w:val="ListBullet"/>
       </w:pPr>
       <w:r>
-        <w:t>Searching is traversal plus a test. The walk from Lesson 3.11 visits every entry under the folder; a test on each file's name decides whether it is kept. Change the test, and the same walk finds different files. The Production-Minded find_files (findFiles, FindFiles) is exactly that: it calls Lesson 3.11's collect_files (collectFiles, CollectFiles), copied unchanged, and keeps the paths whose names pass the test. The Basic version uses the library walk from Lesson 3.11's Library Walk section instead (C, which has none, uses its own recursive function).</w:t>
+        <w:t>Searching is traversal plus a test. The walk from Lesson 3.11 visits every entry under the folder; a test on each file's name decides whether it is kept. Change the test, and the same walk finds different files. The Production-Minded find_files (findFiles, FindFiles) is exactly that: it calls Lesson 3.11's collect_files (collectFiles, CollectFiles), copied unchanged, and keeps the paths whose names pass the test. The Basic version uses the library walk from Lesson 3.11's Library Walk section instead (C, whi</w:t>
+      </w:r>
+      <w:r>
+        <w:t>ch has none, uses its own recursive function).</w:t>
       </w:r>
     </w:p>
     <w:p>
@@ -509,7 +512,11 @@
         <w:pStyle w:val="ListBullet"/>
       </w:pPr>
       <w:r>
-        <w:t>The Production-Minded version works through find_files (findFiles, FindFiles), which reuses Lesson 3.11's collect_files (collectFiles, CollectFiles) unchanged and filters its list by the test; it refuses a missing folder with the same message in every language, and reports any other failure as Lesson 2.11 did: one Error line on the error stream and exit code 1. main prints only after the search has succeeded.</w:t>
+        <w:t xml:space="preserve">The Production-Minded version works through find_files (findFiles, FindFiles), which reuses Lesson 3.11's collect_files (collectFiles, CollectFiles) unchanged and filters its list by the test; it refuses a missing folder </w:t>
+      </w:r>
+      <w:r>
+        <w:lastRenderedPageBreak/>
+        <w:t>with the same message in every language, and reports any other failure as Lesson 2.11 did: one Error line on the error stream and exit code 1. main prints only after the search has succeeded.</w:t>
       </w:r>
     </w:p>
     <w:p>
@@ -1661,7 +1668,7 @@
     </w:p>
     <w:p>
       <w:r>
-        <w:t>Start with the most direct version: search_folder walks the tree and copies each matching path into a two-dimensional char array, as Lesson 2.13 stored names; main then sorts the paths with Lesson 2.13's swap sort and prints them with the count. This Basic version trusts opendir to open every folder; the Production-Minded version checks it. Every step is commented, so read the comments as you type it.</w:t>
+        <w:t>Start with the most direct version: search_folder walks the tree and copies each matching path into a two-dimensional char array, as Lesson 2.13 stored names; main then sorts the paths with Lesson 3.11's swap sort and prints them with the count. This Basic version trusts opendir to open every folder; the Production-Minded version checks it. Every step is commented, so read the comments as you type it.</w:t>
       </w:r>
     </w:p>
     <w:p>
@@ -3785,15 +3792,15 @@
         <w:pStyle w:val="SourceCode"/>
       </w:pPr>
       <w:r>
-        <w:t>// -2 when the walk fails or found is full. Remember, a return code says</w:t>
-      </w:r>
-    </w:p>
-    <w:p>
-      <w:pPr>
-        <w:pStyle w:val="SourceCode"/>
-      </w:pPr>
-      <w:r>
-        <w:t>// how the work went, and the caller checks it.</w:t>
+        <w:t>// -2 when the walk fails or found is full. Remember, the caller checks a</w:t>
+      </w:r>
+    </w:p>
+    <w:p>
+      <w:pPr>
+        <w:pStyle w:val="SourceCode"/>
+      </w:pPr>
+      <w:r>
+        <w:t>// return code, and ! means not.</w:t>
       </w:r>
     </w:p>
     <w:p>
@@ -4640,7 +4647,10 @@
     </w:p>
     <w:p>
       <w:r>
-        <w:t>Both versions walk the same tree, apply the same test, and print the same lines in the same sorted order. The Basic version does the walk in search_folder and everything else in main and trusts the walk, so a missing folder gives Found: 0 on Windows and can crash the program on Linux. The Production-Minded version puts the search in find_files, which reuses Lesson 3.11's collect_files unchanged and keeps only the paths that pass the test, and which the Exercise, the Challenge, and the Mini File Explorer reuse; it checks the folder first, reports every failure the way Lesson 2.11 taught, and main prints only after the whole search has succeeded.</w:t>
+        <w:t>Both versions walk the same tree, apply the same test, and print the same lines in the same sorted order. The Basic version does the walk in search_folder and everything else in main and trusts the walk, so a missing folder gives Found: 0 on Windows and can crash the program on Linux. The Production-Minded version puts the search in find_files, which reuses Lesson 3.11's collect_files unchanged and keeps only the paths that pass the test, and which the Exercise, the Challenge, and the Mini File Explorer reu</w:t>
+      </w:r>
+      <w:r>
+        <w:t>se; it checks the folder first, reports every failure the way Lesson 2.11 taught, and main prints only after the whole search has succeeded.</w:t>
       </w:r>
     </w:p>
     <w:p>
@@ -6500,7 +6510,10 @@
     </w:p>
     <w:p>
       <w:r>
-        <w:t>Both versions walk the same tree, apply the same test, and print the same lines in the same sorted order. The Basic version does it all in main and trusts the walk, so a missing folder stops it with the library's own filesystem_error message. The Production-Minded version puts the search in findFiles, which reuses Lesson 3.11's collectFiles unchanged and keeps only the paths that pass the test, and which the Exercise, the Challenge, and the Mini File Explorer reuse; it checks the folder first, reports every failure the way Lesson 2.11 taught, and main prints only after the whole search has succeeded.</w:t>
+        <w:t>Both versions walk the same tree, apply the same test, and print the same lines in the same sorted order. The Basic version does it all in main and trusts the walk, so a missing folder stops it with the library's own filesystem_error message. The Production-Minded version puts the search in findFiles, which reuses Lesson 3.11's collectFiles unchanged and keeps only the paths that pass the test, and which the Exercise, the Challenge, and the Mini File Explorer reuse; it checks the folder first, reports every</w:t>
+      </w:r>
+      <w:r>
+        <w:t xml:space="preserve"> failure the way Lesson 2.11 taught, and main prints only after the whole search has succeeded.</w:t>
       </w:r>
     </w:p>
     <w:p>
@@ -7190,7 +7203,10 @@
     </w:p>
     <w:p>
       <w:r>
-        <w:t>The production-minded version prints the same lines. It is literally traversal plus a test: FindFiles checks that the folder exists and throws a DirectoryNotFoundException when it does not; otherwise it collects every file with Lesson 3.11's ListEntries and CollectFiles, copied unchanged, and returns each path whose name, from Path.GetFileName, ends with the extension, in the same sorted order. Main calls it inside a try block, so a failure skips the printing and the catch prints one Error line and returns 1, as in Lesson 2.11.</w:t>
+        <w:t xml:space="preserve">The production-minded version prints the same lines. It is literally traversal plus a test: FindFiles checks that the folder exists and throws a DirectoryNotFoundException when it does not; otherwise it collects every file with Lesson 3.11's ListEntries and CollectFiles, copied unchanged, and returns each path whose name, from Path.GetFileName, ends with the extension, in the same sorted order. Main calls it inside a try block, so a failure skips the printing and the catch prints one Error line and returns </w:t>
+      </w:r>
+      <w:r>
+        <w:t>1, as in Lesson 2.11.</w:t>
       </w:r>
     </w:p>
     <w:p>
@@ -8404,7 +8420,10 @@
     </w:p>
     <w:p>
       <w:r>
-        <w:t>Both versions walk the same tree, apply the same test, and print the same lines in the same sorted order. The Basic version does it all in Main and trusts the walk, so a missing folder stops it with an unhandled DirectoryNotFoundException and a long message. The Production-Minded version puts the search in FindFiles, which reuses Lesson 3.11's CollectFiles unchanged and keeps only the paths that pass the test, and which the Exercise, the Challenge, and the Mini File Explorer reuse; it checks the folder first, reports every failure the way Lesson 2.11 taught, and main prints only after the whole search has succeeded.</w:t>
+        <w:t>Both versions walk the same tree, apply the same test, and print the same lines in the same sorted order. The Basic version does it all in Main and trusts the walk, so a missing folder stops it with an unhandled DirectoryNotFoundException and a long message. The Production-Minded version puts the search in FindFiles, which reuses Lesson 3.11's CollectFiles unchanged and keeps only the paths that pass the test, and which the Exercise, the Challenge, and the Mini File Explorer reuse; it checks the folder firs</w:t>
+      </w:r>
+      <w:r>
+        <w:t>t, reports every failure the way Lesson 2.11 taught, and main prints only after the whole search has succeeded.</w:t>
       </w:r>
     </w:p>
     <w:p>
@@ -9201,7 +9220,10 @@
     </w:p>
     <w:p>
       <w:r>
-        <w:t>The production-minded version prints the same lines. It is literally traversal plus a test: findFiles checks that the folder exists and returns an error value when it does not; otherwise it collects every file with Lesson 3.11's collectFiles, copied unchanged, passes back its error value if a listing fails, and returns each path whose name ends with the extension, in the same sorted order, and nil. main checks err before it prints anything and, on a failure, prints one Error line and ends with os.Exit(1), as in Lesson 2.11.</w:t>
+        <w:t>The production-minded version prints the same lines. It is literally traversal plus a test: findFiles checks that the folder exists and returns an error value when it does not; otherwise it collects every file with Lesson 3.11's collectFiles, copied unchanged, passes back its error value if a listing fails, and returns each path whose name ends with the extension, in the same sorted order, and nil. main checks err before it prints anything and, on a failure, prints one Error line and ends with os.Exit(1), a</w:t>
+      </w:r>
+      <w:r>
+        <w:t>s in Lesson 2.11.</w:t>
       </w:r>
     </w:p>
     <w:p>
@@ -10320,7 +10342,10 @@
     </w:p>
     <w:p>
       <w:r>
-        <w:t>Both versions walk the same tree, apply the same test, and print the same lines in the same sorted order. The Basic version does it all in main and trusts the walk, so a missing folder prints Found: 0, because WalkDir's error value is ignored. The Production-Minded version puts the search in findFiles, which reuses Lesson 3.11's collectFiles unchanged and keeps only the paths that pass the test, and which the Exercise, the Challenge, and the Mini File Explorer reuse; it checks the folder first, reports every failure the way Lesson 2.11 taught, and main prints only after the whole search has succeeded.</w:t>
+        <w:t>Both versions walk the same tree, apply the same test, and print the same lines in the same sorted order. The Basic version does it all in main and trusts the walk, so a missing folder prints Found: 0, because WalkDir's error value is ignored. The Production-Minded version puts the search in findFiles, which reuses Lesson 3.11's collectFiles unchanged and keeps only the paths that pass the test, and which the Exercise, the Challenge, and the Mini File Explorer reuse; it checks the folder first, reports ever</w:t>
+      </w:r>
+      <w:r>
+        <w:t>y failure the way Lesson 2.11 taught, and main prints only after the whole search has succeeded.</w:t>
       </w:r>
     </w:p>
     <w:p>
@@ -10489,7 +10514,7 @@
         <w:pStyle w:val="SourceCode"/>
       </w:pPr>
       <w:r>
-        <w:t xml:space="preserve">    # Remember, as in Lesson 3.11, rglob("*") yields the path of every</w:t>
+        <w:t xml:space="preserve">    # Remember, as in Lesson 3.11, rglob("*") gives the path of every</w:t>
       </w:r>
     </w:p>
     <w:p>
@@ -10911,7 +10936,10 @@
     </w:p>
     <w:p>
       <w:r>
-        <w:t>The production-minded version prints the same lines. It is literally traversal plus a test: find_files checks that the folder exists and raises a FileNotFoundError when it does not; otherwise it collects every file with Lesson 3.11's list_entries and collect_files, copied unchanged, and returns each path whose name, Path(path).name, ends with the extension, in the same sorted order. main calls it inside a try block, so a failure skips the printing and the except prints one Error line and returns 1, as in Lesson 2.11.</w:t>
+        <w:t>The production-minded version prints the same lines. It is literally traversal plus a test: find_files checks that the folder exists and raises a FileNotFoundError when it does not; otherwise it collects every file with Lesson 3.11's list_entries and collect_files, copied unchanged, and returns each path whose name, Path(path).name, ends with the extension, in the same sorted order. main calls it inside a try block, so a failure skips the printing and the except prints one Error line and returns 1, as in Le</w:t>
+      </w:r>
+      <w:r>
+        <w:t>sson 2.11.</w:t>
       </w:r>
     </w:p>
     <w:p>
@@ -11905,7 +11933,10 @@
     </w:p>
     <w:p>
       <w:r>
-        <w:t>Both versions walk the same tree, apply the same test, and print the same lines in the same sorted order. The Basic version does it all in main and trusts the walk, so a missing folder prints Found: 0, because rglob quietly finds nothing. The Production-Minded version puts the search in find_files, which reuses Lesson 3.11's collect_files unchanged and keeps only the paths that pass the test, and which the Exercise, the Challenge, and the Mini File Explorer reuse; it checks the folder first, reports every failure the way Lesson 2.11 taught, and main prints only after the whole search has succeeded.</w:t>
+        <w:t>Both versions walk the same tree, apply the same test, and print the same lines in the same sorted order. The Basic version does it all in main and trusts the walk, so a missing folder prints Found: 0, because rglob quietly finds nothing. The Production-Minded version puts the search in find_files, which reuses Lesson 3.11's collect_files unchanged and keeps only the paths that pass the test, and which the Exercise, the Challenge, and the Mini File Explorer reuse; it checks the folder first, reports every f</w:t>
+      </w:r>
+      <w:r>
+        <w:t>ailure the way Lesson 2.11 taught, and main prints only after the whole search has succeeded.</w:t>
       </w:r>
     </w:p>
     <w:p>
@@ -13689,7 +13720,10 @@
     </w:p>
     <w:p>
       <w:r>
-        <w:t>Both versions walk the same tree, apply the same test, and print the same lines in the same sorted order. The Basic version does it all in main and trusts the walk, so a missing folder stops it with a long ENOENT error message. The Production-Minded version puts the search in findFiles, which reuses Lesson 3.11's collectFiles unchanged and keeps only the paths that pass the test, and which the Exercise, the Challenge, and the Mini File Explorer reuse; it checks the folder first, reports every failure the way Lesson 2.11 taught, and main prints only after the whole search has succeeded.</w:t>
+        <w:t>Both versions walk the same tree, apply the same test, and print the same lines in the same sorted order. The Basic version does it all in main and trusts the walk, so a missing folder stops it with a long ENOENT error message. The Production-Minded version puts the search in findFiles, which reuses Lesson 3.11's collectFiles unchanged and keeps only the paths that pass the test, and which the Exercise, the Challenge, and the Mini File Explorer reuse; it checks the folder first, reports every failure the wa</w:t>
+      </w:r>
+      <w:r>
+        <w:t>y Lesson 2.11 taught, and main prints only after the whole search has succeeded.</w:t>
       </w:r>
     </w:p>
     <w:p>
@@ -14393,7 +14427,10 @@
     </w:p>
     <w:p>
       <w:r>
-        <w:t>The Mini File Explorer, this chapter's first project, needs Simple search: find files in its sandbox by a name, an extension, or part of a name, and show the results in a stable order. find_files (findFiles, FindFiles) is that piece: it takes a folder and an extension, walks everything beneath it with Lesson 3.11's collect_files, refuses a missing folder with a clear message, and returns the sorted paths for the explorer to print. The Exercise adds the exact-name search and the Challenge the substring search, so the explorer offers all three: by a name, an extension, or part of a name. The paths it returns are the ones the explorer's other commands, metadata display, copy, move, and delete, take next.</w:t>
+        <w:t>The Mini File Explorer, this chapter's first project, needs Simple search: find files in its sandbox by a name, an extension, or part of a name, and show the results in a stable order. find_files (findFiles, FindFiles) is that piece: it takes a folder and an extension, walks everything beneath it with Lesson 3.11's collect_files, refuses a missing folder with a clear message, and returns the sorted paths for the explorer to print. The Exercise adds the exact-name search and the Challenge the substring searc</w:t>
+      </w:r>
+      <w:r>
+        <w:t>h, so the explorer offers all three: by a name, an extension, or part of a name. The paths it returns are the ones the explorer's other commands, metadata display, copy, move, and delete, take next.</w:t>
       </w:r>
     </w:p>
     <w:p>
@@ -14434,7 +14471,10 @@
         <w:pStyle w:val="ListBullet"/>
       </w:pPr>
       <w:r>
-        <w:t>Copy find_files (findFiles, FindFiles) and name the copy find_files_named (findFilesNamed, FindFilesNamed). Rename the copy's extension parameter to wanted, and change only the test: the name must equal wanted exactly, strcmp(name_of(files[position]), wanted) == 0 in C, fileName == wanted in C++, Path.GetFileName(path) == wanted in C#, filepath.Base(path) == wanted in Go, Path(path).name == wanted in Python, and basename(path) === wanted in TypeScript. collect_files, the folder check, and the order stay the same.</w:t>
+        <w:t>Copy find_files (findFiles, FindFiles) and name the copy find_files_named (findFilesNamed, FindFilesNamed). Rename the copy's extension parameter to wanted, and change only the test: the name must equal wanted exactly, strcmp(name_of(files[position]), wanted) == 0 in C, fileName == wanted in C++, Path.GetFileName(path) == wanted in C#, filepath.Base(path) == wanted in Go, Path(path).name == wanted in Python, and basename(path) === wanted in TypeScript. collect_files, the folder check, and the order stay the</w:t>
+      </w:r>
+      <w:r>
+        <w:t xml:space="preserve"> same.</w:t>
       </w:r>
     </w:p>
     <w:p>
@@ -14610,7 +14650,10 @@
         <w:pStyle w:val="ListBullet"/>
       </w:pPr>
       <w:r>
-        <w:t>Rename the copy's extension parameter to text, and change only the match test: the name must contain the text anywhere, using the find of Lesson 2.6: strstr(name_of(files[position]), text) != NULL in C, fileName.find(text) != std::string::npos in C++, Path.GetFileName(path).IndexOf(text) &gt;= 0 in C#, strings.Index(filepath.Base(path), text) &gt;= 0 in Go, Path(path).name.find(text) &gt;= 0 in Python, and basename(path).indexOf(text) &gt;= 0 in TypeScript. Everything else, collect_files, the folder check, and the order, stays the same.</w:t>
+        <w:t>Rename the copy's extension parameter to text, and change only the match test: the name must contain the text anywhere, using the find of Lesson 2.6: strstr(name_of(files[position]), text) != NULL in C, fileName.find(text) != std::string::npos in C++, Path.GetFileName(path).IndexOf(text) &gt;= 0 in C#, strings.Index(filepath.Base(path), text) &gt;= 0 in Go, Path(path).name.find(text) &gt;= 0 in Python, and basename(path).indexOf(text) &gt;= 0 in TypeScript. Everything else, collect_files, the folder check, and the orde</w:t>
+      </w:r>
+      <w:r>
+        <w:t>r, stays the same.</w:t>
       </w:r>
     </w:p>
     <w:p>
@@ -14976,7 +15019,10 @@
     </w:p>
     <w:p>
       <w:r>
-        <w:t>Searching files is the traversal of Lesson 3.11 with a test on each file's name: find_files calls Lesson 3.11's collect_files and keeps the paths that pass. The extension test asks whether the name ends with .log, dot included, so logins.txt is not mistaken for a log file, and the walk reaches web\access.log in its subfolder. The search reads names only and changes nothing. Its results are sorted, so every run and every language prints them in the same order, and a missing folder is refused, because an empty result from the wrong folder would look like a real answer. Lesson 3.13 turns from finding files to reading what is inside them: splitting text records such as web-01|production|443 into fields.</w:t>
+        <w:t>Searching files is the traversal of Lesson 3.11 with a test on each file's name: find_files calls Lesson 3.11's collect_files and keeps the paths that pass. The extension test asks whether the name ends with .log, dot included, so logins.txt is not mistaken for a log file, and the walk reaches web\access.log in its subfolder. The search reads names only and changes nothing. Its results are sorted, so every run and every language prints them in the same order, and a missing folder is refused, because an empt</w:t>
+      </w:r>
+      <w:r>
+        <w:t>y result from the wrong folder would look like a real answer. Lesson 3.13 turns from finding files to reading what is inside them: splitting text records such as web-01|production|443 into fields.</w:t>
       </w:r>
     </w:p>
     <w:sectPr>
@@ -15162,31 +15208,31 @@
       </w:rPr>
     </w:lvl>
   </w:abstractNum>
-  <w:num w:numId="1" w16cid:durableId="1270505925">
+  <w:num w:numId="1" w16cid:durableId="1365867701">
     <w:abstractNumId w:val="8"/>
   </w:num>
-  <w:num w:numId="2" w16cid:durableId="123157105">
+  <w:num w:numId="2" w16cid:durableId="737167121">
     <w:abstractNumId w:val="6"/>
   </w:num>
-  <w:num w:numId="3" w16cid:durableId="966205346">
+  <w:num w:numId="3" w16cid:durableId="861361248">
     <w:abstractNumId w:val="5"/>
   </w:num>
-  <w:num w:numId="4" w16cid:durableId="812988052">
+  <w:num w:numId="4" w16cid:durableId="1177619712">
     <w:abstractNumId w:val="4"/>
   </w:num>
-  <w:num w:numId="5" w16cid:durableId="680670459">
+  <w:num w:numId="5" w16cid:durableId="1481119608">
     <w:abstractNumId w:val="7"/>
   </w:num>
-  <w:num w:numId="6" w16cid:durableId="194196995">
+  <w:num w:numId="6" w16cid:durableId="76556904">
     <w:abstractNumId w:val="3"/>
   </w:num>
-  <w:num w:numId="7" w16cid:durableId="1477140598">
+  <w:num w:numId="7" w16cid:durableId="487523894">
     <w:abstractNumId w:val="2"/>
   </w:num>
-  <w:num w:numId="8" w16cid:durableId="1914660371">
+  <w:num w:numId="8" w16cid:durableId="1538812063">
     <w:abstractNumId w:val="1"/>
   </w:num>
-  <w:num w:numId="9" w16cid:durableId="216210330">
+  <w:num w:numId="9" w16cid:durableId="1739085928">
     <w:abstractNumId w:val="0"/>
   </w:num>
 </w:numbering>
